--- a/docs/Autoostas_lietotaja_interfeisa_wireframe.docx
+++ b/docs/Autoostas_lietotaja_interfeisa_wireframe.docx
@@ -7,7 +7,7 @@
         <w:pStyle w:val="Title"/>
       </w:pPr>
       <w:r>
-        <w:t>Autoostas lietotāja interfeisa wireframe</w:t>
+        <w:t>Autoostas lietot?ja interfeisa wireframe</w:t>
       </w:r>
     </w:p>
     <w:p>
@@ -20,7 +20,7 @@
           <w:color w:val="5F6C6E"/>
           <w:sz w:val="22"/>
         </w:rPr>
-        <w:t>Galveno ekrānu izvietojuma plāns.</w:t>
+        <w:t>Galveno ekr?nu izvietojuma pl?ns.</w:t>
       </w:r>
     </w:p>
     <w:tbl>
@@ -222,6 +222,11 @@
     <w:p>
       <w:r>
         <w:t>Šis wireframe apraksta galvenos lietotāja saskarnes skatus pēc ķīmijas sistēmas parauga. Tas nav gala dizains, bet ekrānu izvietojuma plāns.</w:t>
+      </w:r>
+    </w:p>
+    <w:p>
+      <w:r>
+        <w:t>Vizuālā shēmas versija, kas veidota līdzīgi parauga PDF failam, atrodas failos docs/Autoostas_vizualais_wireframe.pdf un docs/Autoostas_vizualais_wireframe.png.</w:t>
       </w:r>
     </w:p>
     <w:p>
@@ -848,7 +853,7 @@
         <w:color w:val="5F6C6E"/>
         <w:sz w:val="18"/>
       </w:rPr>
-      <w:t>Autoostas lietotāja interfeisa wireframe</w:t>
+      <w:t>Autoostas lietot?ja interfeisa wireframe</w:t>
     </w:r>
   </w:p>
 </w:hdr>
